--- a/report-templates/Network/iSec_INT_EXTNWPT_Template_Faction_annotated.docx
+++ b/report-templates/Network/iSec_INT_EXTNWPT_Template_Faction_annotated.docx
@@ -4146,7 +4146,7 @@
     </w:p>
     <w:tbl>
       <w:tblPr>
-        <w:tblStyle w:val="TableGridLight"/>
+        <w:tblStyle w:val="TableGrid"/>
         <w:tblW w:w="5000" w:type="pct"/>
         <w:tblBorders>
           <w:top w:val="single" w:sz="4" w:space="0" w:color="BFBFBF"/>
@@ -4471,7 +4471,7 @@
     </w:p>
     <w:tbl>
       <w:tblPr>
-        <w:tblStyle w:val="TableGridLight"/>
+        <w:tblStyle w:val="TableGrid"/>
         <w:tblW w:w="5000" w:type="pct"/>
         <w:tblBorders>
           <w:top w:val="single" w:sz="4" w:space="0" w:color="BFBFBF"/>
@@ -4717,7 +4717,7 @@
     </w:p>
     <w:tbl>
       <w:tblPr>
-        <w:tblStyle w:val="TableGridLight"/>
+        <w:tblStyle w:val="TableGrid"/>
         <w:tblW w:w="5000" w:type="pct"/>
         <w:tblBorders>
           <w:top w:val="single" w:sz="4" w:space="0" w:color="BFBFBF"/>
@@ -10615,7 +10615,7 @@
     </w:p>
     <w:tbl>
       <w:tblPr>
-        <w:tblStyle w:val="TableGridLight"/>
+        <w:tblStyle w:val="TableGrid"/>
         <w:tblW w:w="5000" w:type="pct"/>
         <w:tblBorders>
           <w:top w:val="single" w:sz="4" w:space="0" w:color="BFBFBF"/>
@@ -11433,7 +11433,7 @@
     </w:p>
     <w:tbl>
       <w:tblPr>
-        <w:tblStyle w:val="TableGridLight"/>
+        <w:tblStyle w:val="TableGrid"/>
         <w:tblW w:w="10450" w:type="dxa"/>
         <w:tblBorders>
           <w:top w:val="single" w:sz="4" w:space="0" w:color="BFBFBF"/>
@@ -11487,6 +11487,12 @@
         <w:tc>
           <w:tcPr>
             <w:tcW w:w="2612" w:type="dxa"/>
+            <w:tcBorders>
+              <w:top w:val="single" w:sz="4" w:space="0" w:color="BFBFBF"/>
+              <w:left w:val="single" w:sz="4" w:space="0" w:color="BFBFBF"/>
+              <w:bottom w:val="single" w:sz="4" w:space="0" w:color="BFBFBF"/>
+              <w:right w:val="single" w:sz="4" w:space="0" w:color="BFBFBF"/>
+            </w:tcBorders>
             <w:vAlign w:val="top"/>
           </w:tcPr>
           <w:p>
@@ -11498,6 +11504,12 @@
         <w:tc>
           <w:tcPr>
             <w:tcW w:w="2612" w:type="dxa"/>
+            <w:tcBorders>
+              <w:top w:val="single" w:sz="4" w:space="0" w:color="BFBFBF"/>
+              <w:left w:val="single" w:sz="4" w:space="0" w:color="BFBFBF"/>
+              <w:bottom w:val="single" w:sz="4" w:space="0" w:color="BFBFBF"/>
+              <w:right w:val="single" w:sz="4" w:space="0" w:color="BFBFBF"/>
+            </w:tcBorders>
             <w:vAlign w:val="top"/>
           </w:tcPr>
           <w:p>
@@ -11509,6 +11521,12 @@
         <w:tc>
           <w:tcPr>
             <w:tcW w:w="2613" w:type="dxa"/>
+            <w:tcBorders>
+              <w:top w:val="single" w:sz="4" w:space="0" w:color="BFBFBF"/>
+              <w:left w:val="single" w:sz="4" w:space="0" w:color="BFBFBF"/>
+              <w:bottom w:val="single" w:sz="4" w:space="0" w:color="BFBFBF"/>
+              <w:right w:val="single" w:sz="4" w:space="0" w:color="BFBFBF"/>
+            </w:tcBorders>
             <w:vAlign w:val="top"/>
           </w:tcPr>
           <w:p>
@@ -11520,6 +11538,12 @@
         <w:tc>
           <w:tcPr>
             <w:tcW w:w="2613" w:type="dxa"/>
+            <w:tcBorders>
+              <w:top w:val="single" w:sz="4" w:space="0" w:color="BFBFBF"/>
+              <w:left w:val="single" w:sz="4" w:space="0" w:color="BFBFBF"/>
+              <w:bottom w:val="single" w:sz="4" w:space="0" w:color="BFBFBF"/>
+              <w:right w:val="single" w:sz="4" w:space="0" w:color="BFBFBF"/>
+            </w:tcBorders>
             <w:vAlign w:val="top"/>
           </w:tcPr>
           <w:p>
@@ -11616,6 +11640,12 @@
           <w:tcPr>
             <w:tcW w:w="5224" w:type="dxa"/>
             <w:gridSpan w:val="2"/>
+            <w:tcBorders>
+              <w:top w:val="single" w:sz="4" w:space="0" w:color="BFBFBF"/>
+              <w:left w:val="single" w:sz="4" w:space="0" w:color="BFBFBF"/>
+              <w:bottom w:val="single" w:sz="4" w:space="0" w:color="BFBFBF"/>
+              <w:right w:val="single" w:sz="4" w:space="0" w:color="BFBFBF"/>
+            </w:tcBorders>
             <w:vAlign w:val="top"/>
           </w:tcPr>
           <w:p>
@@ -11628,6 +11658,12 @@
           <w:tcPr>
             <w:tcW w:w="5226" w:type="dxa"/>
             <w:gridSpan w:val="2"/>
+            <w:tcBorders>
+              <w:top w:val="single" w:sz="4" w:space="0" w:color="BFBFBF"/>
+              <w:left w:val="single" w:sz="4" w:space="0" w:color="BFBFBF"/>
+              <w:bottom w:val="single" w:sz="4" w:space="0" w:color="BFBFBF"/>
+              <w:right w:val="single" w:sz="4" w:space="0" w:color="BFBFBF"/>
+            </w:tcBorders>
             <w:vAlign w:val="top"/>
           </w:tcPr>
           <w:p>
@@ -11685,7 +11721,7 @@
     </w:p>
     <w:tbl>
       <w:tblPr>
-        <w:tblStyle w:val="TableGridLight"/>
+        <w:tblStyle w:val="TableGrid"/>
         <w:tblW w:w="5000" w:type="pct"/>
         <w:tblBorders>
           <w:top w:val="single" w:sz="4" w:space="0" w:color="BFBFBF"/>
@@ -11752,6 +11788,12 @@
         <w:tc>
           <w:tcPr>
             <w:tcW w:w="1287" w:type="pct"/>
+            <w:tcBorders>
+              <w:top w:val="single" w:sz="4" w:space="0" w:color="BFBFBF"/>
+              <w:left w:val="single" w:sz="4" w:space="0" w:color="BFBFBF"/>
+              <w:bottom w:val="single" w:sz="4" w:space="0" w:color="BFBFBF"/>
+              <w:right w:val="single" w:sz="4" w:space="0" w:color="BFBFBF"/>
+            </w:tcBorders>
             <w:vAlign w:val="top"/>
           </w:tcPr>
           <w:p>
@@ -11763,6 +11805,12 @@
         <w:tc>
           <w:tcPr>
             <w:tcW w:w="3713" w:type="pct"/>
+            <w:tcBorders>
+              <w:top w:val="single" w:sz="4" w:space="0" w:color="BFBFBF"/>
+              <w:left w:val="single" w:sz="4" w:space="0" w:color="BFBFBF"/>
+              <w:bottom w:val="single" w:sz="4" w:space="0" w:color="BFBFBF"/>
+              <w:right w:val="single" w:sz="4" w:space="0" w:color="BFBFBF"/>
+            </w:tcBorders>
             <w:vAlign w:val="top"/>
           </w:tcPr>
           <w:p>
@@ -11918,7 +11966,7 @@
     </w:p>
     <w:tbl>
       <w:tblPr>
-        <w:tblStyle w:val="TableGridLight"/>
+        <w:tblStyle w:val="TableGrid"/>
         <w:tblW w:w="5000" w:type="pct"/>
         <w:tblBorders>
           <w:top w:val="single" w:sz="4" w:space="0" w:color="BFBFBF"/>
@@ -12640,7 +12688,7 @@
     </w:p>
     <w:tbl>
       <w:tblPr>
-        <w:tblStyle w:val="TableGridLight"/>
+        <w:tblStyle w:val="TableGrid"/>
         <w:tblW w:w="5000" w:type="pct"/>
         <w:tblBorders>
           <w:top w:val="single" w:sz="4" w:space="0" w:color="BFBFBF"/>
@@ -14755,7 +14803,7 @@
     </w:p>
     <w:tbl>
       <w:tblPr>
-        <w:tblStyle w:val="TableGridLight"/>
+        <w:tblStyle w:val="TableGrid"/>
         <w:tblW w:w="5000" w:type="pct"/>
         <w:tblBorders>
           <w:top w:val="single" w:sz="4" w:space="0" w:color="BFBFBF"/>
@@ -15800,7 +15848,7 @@
     </w:p>
     <w:tbl>
       <w:tblPr>
-        <w:tblStyle w:val="TableGridLight"/>
+        <w:tblStyle w:val="TableGrid"/>
         <w:tblW w:w="5000" w:type="pct"/>
         <w:tblBorders>
           <w:top w:val="single" w:sz="4" w:space="0" w:color="BFBFBF"/>
@@ -16248,7 +16296,7 @@
     </w:p>
     <w:tbl>
       <w:tblPr>
-        <w:tblStyle w:val="TableGridLight"/>
+        <w:tblStyle w:val="TableGrid"/>
         <w:tblW w:w="5000" w:type="pct"/>
         <w:tblBorders>
           <w:top w:val="single" w:sz="4" w:space="0" w:color="BFBFBF"/>
@@ -16557,7 +16605,7 @@
     </w:p>
     <w:tbl>
       <w:tblPr>
-        <w:tblStyle w:val="TableGridLight"/>
+        <w:tblStyle w:val="TableGrid"/>
         <w:tblW w:w="5000" w:type="pct"/>
         <w:tblBorders>
           <w:top w:val="single" w:sz="4" w:space="0" w:color="BFBFBF"/>
